--- a/hop-trang/KiemThuHopTrang_UC07_AnalysisUseCase.docx
+++ b/hop-trang/KiemThuHopTrang_UC07_AnalysisUseCase.docx
@@ -5750,7 +5750,7 @@
           <w:rFonts w:ascii="Times New Roman" w:hAnsi="Times New Roman"/>
           <w:sz w:val="22"/>
         </w:rPr>
-        <w:t xml:space="preserve">flowchart TD</w:t>
+        <w:t xml:space="preserve">flowchart LR</w:t>
       </w:r>
       <w:r>
         <w:rPr>
@@ -5765,7 +5765,7 @@
           <w:rFonts w:ascii="Times New Roman" w:hAnsi="Times New Roman"/>
           <w:sz w:val="22"/>
         </w:rPr>
-        <w:t xml:space="preserve">    Start(["Bắt đầu: execute(input)"]) --&gt; N1["Node 1: if (existingAnalysis)"]</w:t>
+        <w:t xml:space="preserve">    Start(["Bắt đầu: execute"]) --&gt; N1{"Node 1: if (existingAnalysis)"}</w:t>
       </w:r>
       <w:r>
         <w:rPr>
@@ -5787,7 +5787,7 @@
           <w:rFonts w:ascii="Times New Roman" w:hAnsi="Times New Roman"/>
           <w:sz w:val="22"/>
         </w:rPr>
-        <w:t xml:space="preserve">    N1 -- True --&gt; N2["Node 2: return existingAnalysis"]</w:t>
+        <w:t xml:space="preserve">    N1 -- "True" --&gt; N2["Node 2: return existingAnalysis"]</w:t>
       </w:r>
       <w:r>
         <w:rPr>
@@ -5802,7 +5802,7 @@
           <w:rFonts w:ascii="Times New Roman" w:hAnsi="Times New Roman"/>
           <w:sz w:val="22"/>
         </w:rPr>
-        <w:t xml:space="preserve">    N1 -- False --&gt; N3["Node 3: candidate = getById, if (!candidate)"]</w:t>
+        <w:t xml:space="preserve">    N1 -- "False" --&gt; N3{"Node 3: if (!candidate)"}</w:t>
       </w:r>
       <w:r>
         <w:rPr>
@@ -5824,7 +5824,7 @@
           <w:rFonts w:ascii="Times New Roman" w:hAnsi="Times New Roman"/>
           <w:sz w:val="22"/>
         </w:rPr>
-        <w:t xml:space="preserve">    N3 -- True --&gt; N4["Node 4: throw 'Không tìm thấy thông tin ứng viên.'"]</w:t>
+        <w:t xml:space="preserve">    N3 -- "True" --&gt; N4["Node 4: throw 'Không tìm thấy ứng viên'"]</w:t>
       </w:r>
       <w:r>
         <w:rPr>
@@ -5839,7 +5839,7 @@
           <w:rFonts w:ascii="Times New Roman" w:hAnsi="Times New Roman"/>
           <w:sz w:val="22"/>
         </w:rPr>
-        <w:t xml:space="preserve">    N3 -- False --&gt; N5["Node 5: job = getById, if (!job)"]</w:t>
+        <w:t xml:space="preserve">    N3 -- "False" --&gt; N5{"Node 5: if (!job)"}</w:t>
       </w:r>
       <w:r>
         <w:rPr>
@@ -5861,7 +5861,7 @@
           <w:rFonts w:ascii="Times New Roman" w:hAnsi="Times New Roman"/>
           <w:sz w:val="22"/>
         </w:rPr>
-        <w:t xml:space="preserve">    N5 -- True --&gt; N6["Node 6: throw 'Không tìm thấy thông tin công việc (Job).'"]</w:t>
+        <w:t xml:space="preserve">    N5 -- "True" --&gt; N6["Node 6: throw 'Không tìm thấy Job'"]</w:t>
       </w:r>
       <w:r>
         <w:rPr>
@@ -5876,7 +5876,7 @@
           <w:rFonts w:ascii="Times New Roman" w:hAnsi="Times New Roman"/>
           <w:sz w:val="22"/>
         </w:rPr>
-        <w:t xml:space="preserve">    N5 -- False --&gt; N7["Node 7: analysisResult = analyzeCandidateWithJob, if (!analysisResult)"]</w:t>
+        <w:t xml:space="preserve">    N5 -- "False" --&gt; N7{"Node 7: if (!analysisResult)"}</w:t>
       </w:r>
       <w:r>
         <w:rPr>
@@ -5898,7 +5898,7 @@
           <w:rFonts w:ascii="Times New Roman" w:hAnsi="Times New Roman"/>
           <w:sz w:val="22"/>
         </w:rPr>
-        <w:t xml:space="preserve">    N7 -- True --&gt; N8["Node 8: throw 'Lỗi khi gọi AI phân tích dữ liệu.'"]</w:t>
+        <w:t xml:space="preserve">    N7 -- "True" --&gt; N8["Node 8: throw 'Lỗi gọi AI'"]</w:t>
       </w:r>
       <w:r>
         <w:rPr>
@@ -5913,7 +5913,7 @@
           <w:rFonts w:ascii="Times New Roman" w:hAnsi="Times New Roman"/>
           <w:sz w:val="22"/>
         </w:rPr>
-        <w:t xml:space="preserve">    N7 -- False --&gt; N9["Node 9: savedAnalysis = create, if (!savedAnalysis)"]</w:t>
+        <w:t xml:space="preserve">    N7 -- "False" --&gt; N9{"Node 9: if (!savedAnalysis)"}</w:t>
       </w:r>
       <w:r>
         <w:rPr>
@@ -5935,7 +5935,7 @@
           <w:rFonts w:ascii="Times New Roman" w:hAnsi="Times New Roman"/>
           <w:sz w:val="22"/>
         </w:rPr>
-        <w:t xml:space="preserve">    N9 -- True --&gt; N10["Node 10: throw 'Lỗi khi lưu kết quả phân tích.'"]</w:t>
+        <w:t xml:space="preserve">    N9 -- "True" --&gt; N10["Node 10: throw 'Lỗi lưu kết quả'"]</w:t>
       </w:r>
       <w:r>
         <w:rPr>
@@ -5950,7 +5950,7 @@
           <w:rFonts w:ascii="Times New Roman" w:hAnsi="Times New Roman"/>
           <w:sz w:val="22"/>
         </w:rPr>
-        <w:t xml:space="preserve">    N9 -- False --&gt; N11["Node 11: updateStatus(SCREENING) &amp; return savedAnalysis"]</w:t>
+        <w:t xml:space="preserve">    N9 -- "False" --&gt; N11["Node 11: updateStatus &amp; return"]</w:t>
       </w:r>
     </w:p>
     <w:bookmarkEnd w:id="13"/>
@@ -6126,7 +6126,7 @@
           <w:rFonts w:ascii="Times New Roman" w:hAnsi="Times New Roman"/>
           <w:sz w:val="22"/>
         </w:rPr>
-        <w:t xml:space="preserve">flowchart TD</w:t>
+        <w:t xml:space="preserve">flowchart LR</w:t>
       </w:r>
       <w:r>
         <w:rPr>
@@ -6141,7 +6141,7 @@
           <w:rFonts w:ascii="Times New Roman" w:hAnsi="Times New Roman"/>
           <w:sz w:val="22"/>
         </w:rPr>
-        <w:t xml:space="preserve">    Start(["Bắt đầu: execute(input)"]) --&gt; N1{"Node 1: existingAnalysis != null?"}</w:t>
+        <w:t xml:space="preserve">    Start(["Bắt đầu: execute"]) --&gt; N1{"Node 1: existingAnalysis != null?"}</w:t>
       </w:r>
       <w:r>
         <w:rPr>
@@ -6163,7 +6163,7 @@
           <w:rFonts w:ascii="Times New Roman" w:hAnsi="Times New Roman"/>
           <w:sz w:val="22"/>
         </w:rPr>
-        <w:t xml:space="preserve">    N1 -- "True" --&gt; N2["Node 2: return existingAnalysis (Cache Hit)"]</w:t>
+        <w:t xml:space="preserve">    N1 -- "True" --&gt; N2["Node 2: return Cache Hit"]</w:t>
       </w:r>
       <w:r>
         <w:rPr>
@@ -6200,7 +6200,7 @@
           <w:rFonts w:ascii="Times New Roman" w:hAnsi="Times New Roman"/>
           <w:sz w:val="22"/>
         </w:rPr>
-        <w:t xml:space="preserve">    N3 -- "True" --&gt; N4["Node 4: throw 'Không tìm thấy thông tin ứng viên.'"]</w:t>
+        <w:t xml:space="preserve">    N3 -- "True" --&gt; N4["Node 4: throw 'Không có ứng viên'"]</w:t>
       </w:r>
       <w:r>
         <w:rPr>
@@ -6237,7 +6237,7 @@
           <w:rFonts w:ascii="Times New Roman" w:hAnsi="Times New Roman"/>
           <w:sz w:val="22"/>
         </w:rPr>
-        <w:t xml:space="preserve">    N5 -- "True" --&gt; N6["Node 6: throw 'Không tìm thấy thông tin công việc (Job).'"]</w:t>
+        <w:t xml:space="preserve">    N5 -- "True" --&gt; N6["Node 6: throw 'Không có Job'"]</w:t>
       </w:r>
       <w:r>
         <w:rPr>
@@ -6274,7 +6274,7 @@
           <w:rFonts w:ascii="Times New Roman" w:hAnsi="Times New Roman"/>
           <w:sz w:val="22"/>
         </w:rPr>
-        <w:t xml:space="preserve">    N7 -- "True" --&gt; N8["Node 8: throw 'Lỗi khi gọi AI phân tích dữ liệu.'"]</w:t>
+        <w:t xml:space="preserve">    N7 -- "True" --&gt; N8["Node 8: throw 'Lỗi AI'"]</w:t>
       </w:r>
       <w:r>
         <w:rPr>
@@ -6311,7 +6311,7 @@
           <w:rFonts w:ascii="Times New Roman" w:hAnsi="Times New Roman"/>
           <w:sz w:val="22"/>
         </w:rPr>
-        <w:t xml:space="preserve">    N9 -- "True" --&gt; N10["Node 10: throw 'Lỗi khi lưu kết quả phân tích.'"]</w:t>
+        <w:t xml:space="preserve">    N9 -- "True" --&gt; N10["Node 10: throw 'Lỗi lưu DB'"]</w:t>
       </w:r>
       <w:r>
         <w:rPr>
@@ -6326,7 +6326,7 @@
           <w:rFonts w:ascii="Times New Roman" w:hAnsi="Times New Roman"/>
           <w:sz w:val="22"/>
         </w:rPr>
-        <w:t xml:space="preserve">    N9 -- "False" --&gt; N11["Node 11: updateStatus(SCREENING) &amp; return savedAnalysis"]</w:t>
+        <w:t xml:space="preserve">    N9 -- "False" --&gt; N11["Node 11: update SCREENING &amp; return"]</w:t>
       </w:r>
     </w:p>
     <w:p>
